--- a/титульник.docx
+++ b/титульник.docx
@@ -118,27 +118,7 @@
           <w:sz w:val="28"/>
           <w:szCs w:val="28"/>
         </w:rPr>
-        <w:t>(ФГБОУ ВО «</w:t>
-      </w:r>
-      <w:proofErr w:type="spellStart"/>
-      <w:r>
-        <w:rPr>
-          <w:rFonts w:ascii="Times New Roman" w:hAnsi="Times New Roman" w:cs="Times New Roman"/>
-          <w:b/>
-          <w:sz w:val="28"/>
-          <w:szCs w:val="28"/>
-        </w:rPr>
-        <w:t>АмГУ</w:t>
-      </w:r>
-      <w:proofErr w:type="spellEnd"/>
-      <w:r>
-        <w:rPr>
-          <w:rFonts w:ascii="Times New Roman" w:hAnsi="Times New Roman" w:cs="Times New Roman"/>
-          <w:b/>
-          <w:sz w:val="28"/>
-          <w:szCs w:val="28"/>
-        </w:rPr>
-        <w:t>»)</w:t>
+        <w:t>(ФГБОУ ВО «АмГУ»)</w:t>
       </w:r>
     </w:p>
     <w:p>
@@ -331,25 +311,7 @@
                 <w:sz w:val="28"/>
                 <w:szCs w:val="28"/>
               </w:rPr>
-              <w:t>«__</w:t>
-            </w:r>
-            <w:proofErr w:type="gramStart"/>
-            <w:r>
-              <w:rPr>
-                <w:rFonts w:ascii="Times New Roman" w:hAnsi="Times New Roman" w:cs="Times New Roman"/>
-                <w:sz w:val="28"/>
-                <w:szCs w:val="28"/>
-              </w:rPr>
-              <w:t>_»_</w:t>
-            </w:r>
-            <w:proofErr w:type="gramEnd"/>
-            <w:r>
-              <w:rPr>
-                <w:rFonts w:ascii="Times New Roman" w:hAnsi="Times New Roman" w:cs="Times New Roman"/>
-                <w:sz w:val="28"/>
-                <w:szCs w:val="28"/>
-              </w:rPr>
-              <w:t>___________202</w:t>
+              <w:t>«___»____________202</w:t>
             </w:r>
             <w:r>
               <w:rPr>
@@ -851,23 +813,7 @@
                 <w:sz w:val="28"/>
                 <w:szCs w:val="28"/>
               </w:rPr>
-              <w:t>О.</w:t>
-            </w:r>
-            <w:r>
-              <w:rPr>
-                <w:rFonts w:ascii="Times New Roman" w:hAnsi="Times New Roman" w:cs="Times New Roman"/>
-                <w:sz w:val="28"/>
-                <w:szCs w:val="28"/>
-              </w:rPr>
-              <w:t xml:space="preserve"> </w:t>
-            </w:r>
-            <w:r>
-              <w:rPr>
-                <w:rFonts w:ascii="Times New Roman" w:hAnsi="Times New Roman" w:cs="Times New Roman"/>
-                <w:sz w:val="28"/>
-                <w:szCs w:val="28"/>
-              </w:rPr>
-              <w:t>В. Дорофеева</w:t>
+              <w:t>Т.А. Казакова</w:t>
             </w:r>
           </w:p>
           <w:p>
